--- a/MySQL8.4.x压缩版安装使用.docx
+++ b/MySQL8.4.x压缩版安装使用.docx
@@ -2,6 +2,52 @@
 <file path=word/document.xml><?xml version="1.0" encoding="utf-8"?>
 <w:document xmlns:wpc="http://schemas.microsoft.com/office/word/2010/wordprocessingCanvas" xmlns:cx="http://schemas.microsoft.com/office/drawing/2014/chartex" xmlns:cx1="http://schemas.microsoft.com/office/drawing/2015/9/8/chartex" xmlns:cx2="http://schemas.microsoft.com/office/drawing/2015/10/21/chartex" xmlns:cx3="http://schemas.microsoft.com/office/drawing/2016/5/9/chartex" xmlns:cx4="http://schemas.microsoft.com/office/drawing/2016/5/10/chartex" xmlns:cx5="http://schemas.microsoft.com/office/drawing/2016/5/11/chartex" xmlns:cx6="http://schemas.microsoft.com/office/drawing/2016/5/12/chartex" xmlns:cx7="http://schemas.microsoft.com/office/drawing/2016/5/13/chartex" xmlns:cx8="http://schemas.microsoft.com/office/drawing/2016/5/14/chartex" xmlns:mc="http://schemas.openxmlformats.org/markup-compatibility/2006" xmlns:aink="http://schemas.microsoft.com/office/drawing/2016/ink" xmlns:am3d="http://schemas.microsoft.com/office/drawing/2017/model3d" xmlns:o="urn:schemas-microsoft-com:office:office" xmlns:oel="http://schemas.microsoft.com/office/2019/extlst" xmlns:r="http://schemas.openxmlformats.org/officeDocument/2006/relationships" xmlns:m="http://schemas.openxmlformats.org/officeDocument/2006/math" xmlns:v="urn:schemas-microsoft-com:vml" xmlns:wp14="http://schemas.microsoft.com/office/word/2010/wordprocessingDrawing" xmlns:wp="http://schemas.openxmlformats.org/drawingml/2006/wordprocessingDrawing" xmlns:w10="urn:schemas-microsoft-com:office:word" xmlns:w="http://schemas.openxmlformats.org/wordprocessingml/2006/main" xmlns:w14="http://schemas.microsoft.com/office/word/2010/wordml" xmlns:w15="http://schemas.microsoft.com/office/word/2012/wordml" xmlns:w16cex="http://schemas.microsoft.com/office/word/2018/wordml/cex" xmlns:w16cid="http://schemas.microsoft.com/office/word/2016/wordml/cid" xmlns:w16="http://schemas.microsoft.com/office/word/2018/wordml" xmlns:w16du="http://schemas.microsoft.com/office/word/2023/wordml/word16du" xmlns:w16sdtdh="http://schemas.microsoft.com/office/word/2020/wordml/sdtdatahash" xmlns:w16sdtfl="http://schemas.microsoft.com/office/word/2024/wordml/sdtformatlock" xmlns:w16se="http://schemas.microsoft.com/office/word/2015/wordml/symex" xmlns:wpg="http://schemas.microsoft.com/office/word/2010/wordprocessingGroup" xmlns:wpi="http://schemas.microsoft.com/office/word/2010/wordprocessingInk" xmlns:wne="http://schemas.microsoft.com/office/word/2006/wordml" xmlns:wps="http://schemas.microsoft.com/office/word/2010/wordprocessingShape" mc:Ignorable="w14 w15 w16se w16cid w16 w16cex w16sdtdh w16sdtfl w16du wp14">
   <w:body>
+    <w:p>
+      <w:pPr>
+        <w:pStyle w:val="1"/>
+        <w:rPr>
+          <w:rFonts w:hint="eastAsia"/>
+        </w:rPr>
+      </w:pPr>
+      <w:r>
+        <w:rPr>
+          <w:rFonts w:hint="eastAsia"/>
+        </w:rPr>
+        <w:t>0.非常重要：</w:t>
+      </w:r>
+      <w:r>
+        <w:rPr>
+          <w:rFonts w:hint="eastAsia"/>
+        </w:rPr>
+        <w:t>win11下面，</w:t>
+      </w:r>
+      <w:r>
+        <w:rPr>
+          <w:rFonts w:hint="eastAsia"/>
+        </w:rPr>
+        <w:t>一定要把</w:t>
+      </w:r>
+      <w:proofErr w:type="spellStart"/>
+      <w:r>
+        <w:rPr>
+          <w:rFonts w:hint="eastAsia"/>
+        </w:rPr>
+        <w:t>mysql</w:t>
+      </w:r>
+      <w:proofErr w:type="spellEnd"/>
+      <w:r>
+        <w:rPr>
+          <w:rFonts w:hint="eastAsia"/>
+        </w:rPr>
+        <w:t>解压缩到c盘，否则安装为服务后只有1到2次启动后，就不会开机自动启动。</w:t>
+      </w:r>
+      <w:r>
+        <w:rPr>
+          <w:rFonts w:hint="eastAsia"/>
+        </w:rPr>
+        <w:t>其他服务也是一样的。这就是win11操作系统的特点</w:t>
+      </w:r>
+    </w:p>
     <w:p>
       <w:pPr>
         <w:pStyle w:val="1"/>
@@ -118,7 +164,16 @@
         <w:rPr>
           <w:rFonts w:hint="eastAsia"/>
         </w:rPr>
-        <w:t>3.配置把MySQL解压到d:\databases并且做一些配置</w:t>
+        <w:t>3.配置把MySQL解压到</w:t>
+      </w:r>
+      <w:r>
+        <w:t>C:\mysql847</w:t>
+      </w:r>
+      <w:r>
+        <w:rPr>
+          <w:rFonts w:hint="eastAsia"/>
+        </w:rPr>
+        <w:t>并且做一些配置</w:t>
       </w:r>
     </w:p>
     <w:p>
@@ -129,7 +184,21 @@
         <w:rPr>
           <w:rFonts w:hint="eastAsia"/>
         </w:rPr>
-        <w:t>1&gt;.先把mysql的bin路径添加到环境变量中</w:t>
+        <w:t>1&gt;.先把</w:t>
+      </w:r>
+      <w:proofErr w:type="spellStart"/>
+      <w:r>
+        <w:rPr>
+          <w:rFonts w:hint="eastAsia"/>
+        </w:rPr>
+        <w:t>mysql</w:t>
+      </w:r>
+      <w:proofErr w:type="spellEnd"/>
+      <w:r>
+        <w:rPr>
+          <w:rFonts w:hint="eastAsia"/>
+        </w:rPr>
+        <w:t>的bin路径添加到环境变量中</w:t>
       </w:r>
     </w:p>
     <w:tbl>
@@ -147,28 +216,54 @@
             <w:tcW w:w="8296" w:type="dxa"/>
           </w:tcPr>
           <w:p>
-            <w:pPr>
-              <w:rPr>
-                <w:rFonts w:hint="eastAsia"/>
-              </w:rPr>
-            </w:pPr>
+            <w:r>
+              <w:rPr>
+                <w:noProof/>
+              </w:rPr>
+              <w:drawing>
+                <wp:inline distT="0" distB="0" distL="0" distR="0" wp14:anchorId="6E43AF56" wp14:editId="35AA57BA">
+                  <wp:extent cx="5585944" cy="5235394"/>
+                  <wp:effectExtent l="0" t="0" r="0" b="3810"/>
+                  <wp:docPr id="267467600" name="图片 1"/>
+                  <wp:cNvGraphicFramePr>
+                    <a:graphicFrameLocks xmlns:a="http://schemas.openxmlformats.org/drawingml/2006/main" noChangeAspect="1"/>
+                  </wp:cNvGraphicFramePr>
+                  <a:graphic xmlns:a="http://schemas.openxmlformats.org/drawingml/2006/main">
+                    <a:graphicData uri="http://schemas.openxmlformats.org/drawingml/2006/picture">
+                      <pic:pic xmlns:pic="http://schemas.openxmlformats.org/drawingml/2006/picture">
+                        <pic:nvPicPr>
+                          <pic:cNvPr id="267467600" name=""/>
+                          <pic:cNvPicPr/>
+                        </pic:nvPicPr>
+                        <pic:blipFill>
+                          <a:blip r:embed="rId6"/>
+                          <a:stretch>
+                            <a:fillRect/>
+                          </a:stretch>
+                        </pic:blipFill>
+                        <pic:spPr>
+                          <a:xfrm>
+                            <a:off x="0" y="0"/>
+                            <a:ext cx="5585944" cy="5235394"/>
+                          </a:xfrm>
+                          <a:prstGeom prst="rect">
+                            <a:avLst/>
+                          </a:prstGeom>
+                        </pic:spPr>
+                      </pic:pic>
+                    </a:graphicData>
+                  </a:graphic>
+                </wp:inline>
+              </w:drawing>
+            </w:r>
           </w:p>
         </w:tc>
       </w:tr>
     </w:tbl>
-    <w:p>
-      <w:pPr>
-        <w:rPr>
-          <w:rFonts w:hint="eastAsia"/>
-        </w:rPr>
-      </w:pPr>
-    </w:p>
+    <w:p/>
     <w:p>
       <w:pPr>
         <w:pStyle w:val="2"/>
-        <w:rPr>
-          <w:rFonts w:hint="eastAsia"/>
-        </w:rPr>
       </w:pPr>
       <w:r>
         <w:rPr>
@@ -177,13 +272,7 @@
         <w:t>2&gt;在MySQL的根目录下面新建一个my.ini,配置如下</w:t>
       </w:r>
     </w:p>
-    <w:p>
-      <w:pPr>
-        <w:rPr>
-          <w:rFonts w:hint="eastAsia"/>
-        </w:rPr>
-      </w:pPr>
-    </w:p>
+    <w:p/>
     <w:tbl>
       <w:tblPr>
         <w:tblStyle w:val="af0"/>
@@ -202,7 +291,7 @@
             <w:pPr>
               <w:widowControl/>
               <w:rPr>
-                <w:rFonts w:ascii="Segoe UI" w:hAnsi="Segoe UI" w:cs="Segoe UI" w:hint="eastAsia"/>
+                <w:rFonts w:ascii="Segoe UI" w:hAnsi="Segoe UI" w:cs="Segoe UI"/>
                 <w:color w:val="161616"/>
                 <w:sz w:val="32"/>
                 <w:szCs w:val="32"/>
@@ -215,14 +304,34 @@
                 <w:sz w:val="32"/>
                 <w:szCs w:val="32"/>
               </w:rPr>
-              <w:t>[mysql]</w:t>
+              <w:t>[</w:t>
+            </w:r>
+            <w:proofErr w:type="spellStart"/>
+            <w:r>
+              <w:rPr>
+                <w:rFonts w:ascii="Segoe UI" w:hAnsi="Segoe UI" w:cs="Segoe UI" w:hint="eastAsia"/>
+                <w:color w:val="161616"/>
+                <w:sz w:val="32"/>
+                <w:szCs w:val="32"/>
+              </w:rPr>
+              <w:t>mysql</w:t>
+            </w:r>
+            <w:proofErr w:type="spellEnd"/>
+            <w:r>
+              <w:rPr>
+                <w:rFonts w:ascii="Segoe UI" w:hAnsi="Segoe UI" w:cs="Segoe UI" w:hint="eastAsia"/>
+                <w:color w:val="161616"/>
+                <w:sz w:val="32"/>
+                <w:szCs w:val="32"/>
+              </w:rPr>
+              <w:t>]</w:t>
             </w:r>
           </w:p>
           <w:p>
             <w:pPr>
               <w:widowControl/>
               <w:rPr>
-                <w:rFonts w:ascii="Segoe UI" w:hAnsi="Segoe UI" w:cs="Segoe UI" w:hint="eastAsia"/>
+                <w:rFonts w:ascii="Segoe UI" w:hAnsi="Segoe UI" w:cs="Segoe UI"/>
                 <w:color w:val="161616"/>
                 <w:sz w:val="32"/>
                 <w:szCs w:val="32"/>
@@ -246,6 +355,7 @@
               </w:rPr>
               <w:t>设置</w:t>
             </w:r>
+            <w:proofErr w:type="spellStart"/>
             <w:r>
               <w:rPr>
                 <w:rFonts w:ascii="Segoe UI" w:hAnsi="Segoe UI" w:cs="Segoe UI" w:hint="eastAsia"/>
@@ -255,6 +365,7 @@
               </w:rPr>
               <w:t>mysql</w:t>
             </w:r>
+            <w:proofErr w:type="spellEnd"/>
             <w:r>
               <w:rPr>
                 <w:rFonts w:ascii="Segoe UI" w:hAnsi="Segoe UI" w:cs="Segoe UI" w:hint="eastAsia"/>
@@ -269,7 +380,7 @@
             <w:pPr>
               <w:widowControl/>
               <w:rPr>
-                <w:rFonts w:ascii="Segoe UI" w:hAnsi="Segoe UI" w:cs="Segoe UI" w:hint="eastAsia"/>
+                <w:rFonts w:ascii="Segoe UI" w:hAnsi="Segoe UI" w:cs="Segoe UI"/>
                 <w:color w:val="161616"/>
                 <w:sz w:val="32"/>
                 <w:szCs w:val="32"/>
@@ -289,7 +400,7 @@
             <w:pPr>
               <w:widowControl/>
               <w:rPr>
-                <w:rFonts w:ascii="Segoe UI" w:hAnsi="Segoe UI" w:cs="Segoe UI" w:hint="eastAsia"/>
+                <w:rFonts w:ascii="Segoe UI" w:hAnsi="Segoe UI" w:cs="Segoe UI"/>
                 <w:color w:val="161616"/>
                 <w:sz w:val="32"/>
                 <w:szCs w:val="32"/>
@@ -300,7 +411,7 @@
             <w:pPr>
               <w:widowControl/>
               <w:rPr>
-                <w:rFonts w:ascii="Segoe UI" w:hAnsi="Segoe UI" w:cs="Segoe UI" w:hint="eastAsia"/>
+                <w:rFonts w:ascii="Segoe UI" w:hAnsi="Segoe UI" w:cs="Segoe UI"/>
                 <w:color w:val="161616"/>
                 <w:sz w:val="32"/>
                 <w:szCs w:val="32"/>
@@ -313,14 +424,34 @@
                 <w:sz w:val="32"/>
                 <w:szCs w:val="32"/>
               </w:rPr>
-              <w:t>[mysqld]</w:t>
+              <w:t>[</w:t>
+            </w:r>
+            <w:proofErr w:type="spellStart"/>
+            <w:r>
+              <w:rPr>
+                <w:rFonts w:ascii="Segoe UI" w:hAnsi="Segoe UI" w:cs="Segoe UI" w:hint="eastAsia"/>
+                <w:color w:val="161616"/>
+                <w:sz w:val="32"/>
+                <w:szCs w:val="32"/>
+              </w:rPr>
+              <w:t>mysqld</w:t>
+            </w:r>
+            <w:proofErr w:type="spellEnd"/>
+            <w:r>
+              <w:rPr>
+                <w:rFonts w:ascii="Segoe UI" w:hAnsi="Segoe UI" w:cs="Segoe UI" w:hint="eastAsia"/>
+                <w:color w:val="161616"/>
+                <w:sz w:val="32"/>
+                <w:szCs w:val="32"/>
+              </w:rPr>
+              <w:t>]</w:t>
             </w:r>
           </w:p>
           <w:p>
             <w:pPr>
               <w:widowControl/>
               <w:rPr>
-                <w:rFonts w:ascii="Segoe UI" w:hAnsi="Segoe UI" w:cs="Segoe UI" w:hint="eastAsia"/>
+                <w:rFonts w:ascii="Segoe UI" w:hAnsi="Segoe UI" w:cs="Segoe UI"/>
                 <w:color w:val="161616"/>
                 <w:sz w:val="32"/>
                 <w:szCs w:val="32"/>
@@ -358,7 +489,7 @@
             <w:pPr>
               <w:widowControl/>
               <w:rPr>
-                <w:rFonts w:ascii="Segoe UI" w:hAnsi="Segoe UI" w:cs="Segoe UI" w:hint="eastAsia"/>
+                <w:rFonts w:ascii="Segoe UI" w:hAnsi="Segoe UI" w:cs="Segoe UI"/>
                 <w:color w:val="161616"/>
                 <w:sz w:val="32"/>
                 <w:szCs w:val="32"/>
@@ -378,7 +509,7 @@
             <w:pPr>
               <w:widowControl/>
               <w:rPr>
-                <w:rFonts w:ascii="Segoe UI" w:hAnsi="Segoe UI" w:cs="Segoe UI" w:hint="eastAsia"/>
+                <w:rFonts w:ascii="Segoe UI" w:hAnsi="Segoe UI" w:cs="Segoe UI"/>
                 <w:color w:val="161616"/>
                 <w:sz w:val="32"/>
                 <w:szCs w:val="32"/>
@@ -402,6 +533,7 @@
               </w:rPr>
               <w:t>设置</w:t>
             </w:r>
+            <w:proofErr w:type="spellStart"/>
             <w:r>
               <w:rPr>
                 <w:rFonts w:ascii="Segoe UI" w:hAnsi="Segoe UI" w:cs="Segoe UI" w:hint="eastAsia"/>
@@ -411,6 +543,7 @@
               </w:rPr>
               <w:t>mysql</w:t>
             </w:r>
+            <w:proofErr w:type="spellEnd"/>
             <w:r>
               <w:rPr>
                 <w:rFonts w:ascii="Segoe UI" w:hAnsi="Segoe UI" w:cs="Segoe UI" w:hint="eastAsia"/>
@@ -425,27 +558,130 @@
             <w:pPr>
               <w:widowControl/>
               <w:rPr>
-                <w:rFonts w:ascii="Segoe UI" w:hAnsi="Segoe UI" w:cs="Segoe UI" w:hint="eastAsia"/>
+                <w:rFonts w:ascii="Segoe UI" w:hAnsi="Segoe UI" w:cs="Segoe UI"/>
                 <w:color w:val="161616"/>
                 <w:sz w:val="32"/>
                 <w:szCs w:val="32"/>
               </w:rPr>
             </w:pPr>
-            <w:r>
-              <w:rPr>
-                <w:rFonts w:ascii="Segoe UI" w:hAnsi="Segoe UI" w:cs="Segoe UI" w:hint="eastAsia"/>
-                <w:color w:val="161616"/>
-                <w:sz w:val="32"/>
-                <w:szCs w:val="32"/>
-              </w:rPr>
-              <w:t>basedir=D:\\databases\\mysql-8.4.6-winx64</w:t>
+            <w:proofErr w:type="spellStart"/>
+            <w:r>
+              <w:rPr>
+                <w:rFonts w:ascii="Segoe UI" w:hAnsi="Segoe UI" w:cs="Segoe UI" w:hint="eastAsia"/>
+                <w:color w:val="161616"/>
+                <w:sz w:val="32"/>
+                <w:szCs w:val="32"/>
+              </w:rPr>
+              <w:t>basedir</w:t>
+            </w:r>
+            <w:proofErr w:type="spellEnd"/>
+            <w:r>
+              <w:rPr>
+                <w:rFonts w:ascii="Segoe UI" w:hAnsi="Segoe UI" w:cs="Segoe UI" w:hint="eastAsia"/>
+                <w:color w:val="161616"/>
+                <w:sz w:val="32"/>
+                <w:szCs w:val="32"/>
+              </w:rPr>
+              <w:t>=</w:t>
+            </w:r>
+            <w:r>
+              <w:rPr>
+                <w:rFonts w:ascii="Segoe UI" w:hAnsi="Segoe UI" w:cs="Segoe UI"/>
+                <w:color w:val="161616"/>
+                <w:sz w:val="32"/>
+                <w:szCs w:val="32"/>
+              </w:rPr>
+              <w:t>C:\</w:t>
+            </w:r>
+            <w:r>
+              <w:rPr>
+                <w:rFonts w:ascii="Segoe UI" w:hAnsi="Segoe UI" w:cs="Segoe UI" w:hint="eastAsia"/>
+                <w:color w:val="161616"/>
+                <w:sz w:val="32"/>
+                <w:szCs w:val="32"/>
+              </w:rPr>
+              <w:t>\</w:t>
+            </w:r>
+            <w:r>
+              <w:rPr>
+                <w:rFonts w:ascii="Segoe UI" w:hAnsi="Segoe UI" w:cs="Segoe UI"/>
+                <w:color w:val="161616"/>
+                <w:sz w:val="32"/>
+                <w:szCs w:val="32"/>
+              </w:rPr>
+              <w:t>mysql847</w:t>
+            </w:r>
+            <w:r>
+              <w:rPr>
+                <w:rFonts w:ascii="Segoe UI" w:hAnsi="Segoe UI" w:cs="Segoe UI" w:hint="eastAsia"/>
+                <w:color w:val="161616"/>
+                <w:sz w:val="32"/>
+                <w:szCs w:val="32"/>
+              </w:rPr>
+              <w:t xml:space="preserve"># </w:t>
+            </w:r>
+            <w:r>
+              <w:rPr>
+                <w:rFonts w:ascii="Segoe UI" w:hAnsi="Segoe UI" w:cs="Segoe UI" w:hint="eastAsia"/>
+                <w:color w:val="161616"/>
+                <w:sz w:val="32"/>
+                <w:szCs w:val="32"/>
+              </w:rPr>
+              <w:t>设置</w:t>
+            </w:r>
+            <w:r>
+              <w:rPr>
+                <w:rFonts w:ascii="Segoe UI" w:hAnsi="Segoe UI" w:cs="Segoe UI" w:hint="eastAsia"/>
+                <w:color w:val="161616"/>
+                <w:sz w:val="32"/>
+                <w:szCs w:val="32"/>
+              </w:rPr>
+              <w:t xml:space="preserve"> </w:t>
+            </w:r>
+            <w:proofErr w:type="spellStart"/>
+            <w:r>
+              <w:rPr>
+                <w:rFonts w:ascii="Segoe UI" w:hAnsi="Segoe UI" w:cs="Segoe UI" w:hint="eastAsia"/>
+                <w:color w:val="161616"/>
+                <w:sz w:val="32"/>
+                <w:szCs w:val="32"/>
+              </w:rPr>
+              <w:t>mysql</w:t>
+            </w:r>
+            <w:proofErr w:type="spellEnd"/>
+            <w:r>
+              <w:rPr>
+                <w:rFonts w:ascii="Segoe UI" w:hAnsi="Segoe UI" w:cs="Segoe UI" w:hint="eastAsia"/>
+                <w:color w:val="161616"/>
+                <w:sz w:val="32"/>
+                <w:szCs w:val="32"/>
+              </w:rPr>
+              <w:t>数据库的数据的存放目录，</w:t>
+            </w:r>
+            <w:r>
+              <w:rPr>
+                <w:rFonts w:ascii="Segoe UI" w:hAnsi="Segoe UI" w:cs="Segoe UI" w:hint="eastAsia"/>
+                <w:color w:val="161616"/>
+                <w:sz w:val="32"/>
+                <w:szCs w:val="32"/>
+              </w:rPr>
+              <w:t xml:space="preserve">MySQL 8+ </w:t>
+            </w:r>
+            <w:r>
+              <w:rPr>
+                <w:rFonts w:ascii="Segoe UI" w:hAnsi="Segoe UI" w:cs="Segoe UI" w:hint="eastAsia"/>
+                <w:color w:val="161616"/>
+                <w:sz w:val="32"/>
+                <w:szCs w:val="32"/>
+              </w:rPr>
+              <w:t>不需要以下配置，系统自己生成即可，否则有可能报错</w:t>
             </w:r>
           </w:p>
           <w:p>
             <w:pPr>
               <w:widowControl/>
               <w:rPr>
-                <w:rFonts w:ascii="Segoe UI" w:hAnsi="Segoe UI" w:cs="Segoe UI" w:hint="eastAsia"/>
+                <w:rFonts w:ascii="Segoe UI" w:hAnsi="Segoe UI" w:cs="Segoe UI"/>
                 <w:color w:val="161616"/>
                 <w:sz w:val="32"/>
                 <w:szCs w:val="32"/>
@@ -460,57 +696,77 @@
               </w:rPr>
               <w:t xml:space="preserve"># </w:t>
             </w:r>
-            <w:r>
-              <w:rPr>
-                <w:rFonts w:ascii="Segoe UI" w:hAnsi="Segoe UI" w:cs="Segoe UI" w:hint="eastAsia"/>
-                <w:color w:val="161616"/>
-                <w:sz w:val="32"/>
-                <w:szCs w:val="32"/>
-              </w:rPr>
-              <w:t>设置</w:t>
-            </w:r>
-            <w:r>
-              <w:rPr>
-                <w:rFonts w:ascii="Segoe UI" w:hAnsi="Segoe UI" w:cs="Segoe UI" w:hint="eastAsia"/>
-                <w:color w:val="161616"/>
-                <w:sz w:val="32"/>
-                <w:szCs w:val="32"/>
-              </w:rPr>
-              <w:t xml:space="preserve"> mysql</w:t>
-            </w:r>
-            <w:r>
-              <w:rPr>
-                <w:rFonts w:ascii="Segoe UI" w:hAnsi="Segoe UI" w:cs="Segoe UI" w:hint="eastAsia"/>
-                <w:color w:val="161616"/>
-                <w:sz w:val="32"/>
-                <w:szCs w:val="32"/>
-              </w:rPr>
-              <w:t>数据库的数据的存放目录，</w:t>
-            </w:r>
-            <w:r>
-              <w:rPr>
-                <w:rFonts w:ascii="Segoe UI" w:hAnsi="Segoe UI" w:cs="Segoe UI" w:hint="eastAsia"/>
-                <w:color w:val="161616"/>
-                <w:sz w:val="32"/>
-                <w:szCs w:val="32"/>
-              </w:rPr>
-              <w:t xml:space="preserve">MySQL 8+ </w:t>
-            </w:r>
-            <w:r>
-              <w:rPr>
-                <w:rFonts w:ascii="Segoe UI" w:hAnsi="Segoe UI" w:cs="Segoe UI" w:hint="eastAsia"/>
-                <w:color w:val="161616"/>
-                <w:sz w:val="32"/>
-                <w:szCs w:val="32"/>
-              </w:rPr>
-              <w:t>不需要以下配置，系统自己生成即可，否则有可能报错</w:t>
+            <w:proofErr w:type="spellStart"/>
+            <w:r>
+              <w:rPr>
+                <w:rFonts w:ascii="Segoe UI" w:hAnsi="Segoe UI" w:cs="Segoe UI" w:hint="eastAsia"/>
+                <w:color w:val="161616"/>
+                <w:sz w:val="32"/>
+                <w:szCs w:val="32"/>
+              </w:rPr>
+              <w:t>datadir</w:t>
+            </w:r>
+            <w:proofErr w:type="spellEnd"/>
+            <w:r>
+              <w:rPr>
+                <w:rFonts w:ascii="Segoe UI" w:hAnsi="Segoe UI" w:cs="Segoe UI" w:hint="eastAsia"/>
+                <w:color w:val="161616"/>
+                <w:sz w:val="32"/>
+                <w:szCs w:val="32"/>
+              </w:rPr>
+              <w:t>=</w:t>
+            </w:r>
+            <w:r>
+              <w:rPr>
+                <w:rFonts w:ascii="Segoe UI" w:hAnsi="Segoe UI" w:cs="Segoe UI"/>
+                <w:color w:val="161616"/>
+                <w:sz w:val="32"/>
+                <w:szCs w:val="32"/>
+              </w:rPr>
+              <w:t xml:space="preserve"> C:\</w:t>
+            </w:r>
+            <w:r>
+              <w:rPr>
+                <w:rFonts w:ascii="Segoe UI" w:hAnsi="Segoe UI" w:cs="Segoe UI" w:hint="eastAsia"/>
+                <w:color w:val="161616"/>
+                <w:sz w:val="32"/>
+                <w:szCs w:val="32"/>
+              </w:rPr>
+              <w:t>\</w:t>
+            </w:r>
+            <w:r>
+              <w:rPr>
+                <w:rFonts w:ascii="Segoe UI" w:hAnsi="Segoe UI" w:cs="Segoe UI"/>
+                <w:color w:val="161616"/>
+                <w:sz w:val="32"/>
+                <w:szCs w:val="32"/>
+              </w:rPr>
+              <w:t>mysql847</w:t>
+            </w:r>
+            <w:r>
+              <w:rPr>
+                <w:rFonts w:ascii="Segoe UI" w:hAnsi="Segoe UI" w:cs="Segoe UI" w:hint="eastAsia"/>
+                <w:color w:val="161616"/>
+                <w:sz w:val="32"/>
+                <w:szCs w:val="32"/>
+              </w:rPr>
+              <w:t>\\data #8.0</w:t>
+            </w:r>
+            <w:r>
+              <w:rPr>
+                <w:rFonts w:ascii="Segoe UI" w:hAnsi="Segoe UI" w:cs="Segoe UI" w:hint="eastAsia"/>
+                <w:color w:val="161616"/>
+                <w:sz w:val="32"/>
+                <w:szCs w:val="32"/>
+              </w:rPr>
+              <w:t>以下版本需要配置数据目录</w:t>
             </w:r>
           </w:p>
           <w:p>
             <w:pPr>
               <w:widowControl/>
               <w:rPr>
-                <w:rFonts w:ascii="Segoe UI" w:hAnsi="Segoe UI" w:cs="Segoe UI" w:hint="eastAsia"/>
+                <w:rFonts w:ascii="Segoe UI" w:hAnsi="Segoe UI" w:cs="Segoe UI"/>
                 <w:color w:val="161616"/>
                 <w:sz w:val="32"/>
                 <w:szCs w:val="32"/>
@@ -523,52 +779,54 @@
                 <w:sz w:val="32"/>
                 <w:szCs w:val="32"/>
               </w:rPr>
-              <w:t># datadir=D:\\databases\\mysql-8.4.6-winx64\\data #8.0</w:t>
-            </w:r>
-            <w:r>
-              <w:rPr>
-                <w:rFonts w:ascii="Segoe UI" w:hAnsi="Segoe UI" w:cs="Segoe UI" w:hint="eastAsia"/>
-                <w:color w:val="161616"/>
-                <w:sz w:val="32"/>
-                <w:szCs w:val="32"/>
-              </w:rPr>
-              <w:t>以下版本需要配置数据目录</w:t>
+              <w:t xml:space="preserve"># </w:t>
+            </w:r>
+            <w:r>
+              <w:rPr>
+                <w:rFonts w:ascii="Segoe UI" w:hAnsi="Segoe UI" w:cs="Segoe UI" w:hint="eastAsia"/>
+                <w:color w:val="161616"/>
+                <w:sz w:val="32"/>
+                <w:szCs w:val="32"/>
+              </w:rPr>
+              <w:t>允许最大连接数</w:t>
             </w:r>
           </w:p>
           <w:p>
             <w:pPr>
               <w:widowControl/>
               <w:rPr>
-                <w:rFonts w:ascii="Segoe UI" w:hAnsi="Segoe UI" w:cs="Segoe UI" w:hint="eastAsia"/>
+                <w:rFonts w:ascii="Segoe UI" w:hAnsi="Segoe UI" w:cs="Segoe UI"/>
                 <w:color w:val="161616"/>
                 <w:sz w:val="32"/>
                 <w:szCs w:val="32"/>
               </w:rPr>
             </w:pPr>
-            <w:r>
-              <w:rPr>
-                <w:rFonts w:ascii="Segoe UI" w:hAnsi="Segoe UI" w:cs="Segoe UI" w:hint="eastAsia"/>
-                <w:color w:val="161616"/>
-                <w:sz w:val="32"/>
-                <w:szCs w:val="32"/>
-              </w:rPr>
-              <w:t xml:space="preserve"># </w:t>
-            </w:r>
-            <w:r>
-              <w:rPr>
-                <w:rFonts w:ascii="Segoe UI" w:hAnsi="Segoe UI" w:cs="Segoe UI" w:hint="eastAsia"/>
-                <w:color w:val="161616"/>
-                <w:sz w:val="32"/>
-                <w:szCs w:val="32"/>
-              </w:rPr>
-              <w:t>允许最大连接数</w:t>
+            <w:proofErr w:type="spellStart"/>
+            <w:r>
+              <w:rPr>
+                <w:rFonts w:ascii="Segoe UI" w:hAnsi="Segoe UI" w:cs="Segoe UI" w:hint="eastAsia"/>
+                <w:color w:val="161616"/>
+                <w:sz w:val="32"/>
+                <w:szCs w:val="32"/>
+              </w:rPr>
+              <w:t>max_connections</w:t>
+            </w:r>
+            <w:proofErr w:type="spellEnd"/>
+            <w:r>
+              <w:rPr>
+                <w:rFonts w:ascii="Segoe UI" w:hAnsi="Segoe UI" w:cs="Segoe UI" w:hint="eastAsia"/>
+                <w:color w:val="161616"/>
+                <w:sz w:val="32"/>
+                <w:szCs w:val="32"/>
+              </w:rPr>
+              <w:t>=200</w:t>
             </w:r>
           </w:p>
           <w:p>
             <w:pPr>
               <w:widowControl/>
               <w:rPr>
-                <w:rFonts w:ascii="Segoe UI" w:hAnsi="Segoe UI" w:cs="Segoe UI" w:hint="eastAsia"/>
+                <w:rFonts w:ascii="Segoe UI" w:hAnsi="Segoe UI" w:cs="Segoe UI"/>
                 <w:color w:val="161616"/>
                 <w:sz w:val="32"/>
                 <w:szCs w:val="32"/>
@@ -581,14 +839,23 @@
                 <w:sz w:val="32"/>
                 <w:szCs w:val="32"/>
               </w:rPr>
-              <w:t>max_connections=200</w:t>
+              <w:t xml:space="preserve"># </w:t>
+            </w:r>
+            <w:r>
+              <w:rPr>
+                <w:rFonts w:ascii="Segoe UI" w:hAnsi="Segoe UI" w:cs="Segoe UI" w:hint="eastAsia"/>
+                <w:color w:val="161616"/>
+                <w:sz w:val="32"/>
+                <w:szCs w:val="32"/>
+              </w:rPr>
+              <w:t>服务端使用的字符集</w:t>
             </w:r>
           </w:p>
           <w:p>
             <w:pPr>
               <w:widowControl/>
               <w:rPr>
-                <w:rFonts w:ascii="Segoe UI" w:hAnsi="Segoe UI" w:cs="Segoe UI" w:hint="eastAsia"/>
+                <w:rFonts w:ascii="Segoe UI" w:hAnsi="Segoe UI" w:cs="Segoe UI"/>
                 <w:color w:val="161616"/>
                 <w:sz w:val="32"/>
                 <w:szCs w:val="32"/>
@@ -601,23 +868,14 @@
                 <w:sz w:val="32"/>
                 <w:szCs w:val="32"/>
               </w:rPr>
-              <w:t xml:space="preserve"># </w:t>
-            </w:r>
-            <w:r>
-              <w:rPr>
-                <w:rFonts w:ascii="Segoe UI" w:hAnsi="Segoe UI" w:cs="Segoe UI" w:hint="eastAsia"/>
-                <w:color w:val="161616"/>
-                <w:sz w:val="32"/>
-                <w:szCs w:val="32"/>
-              </w:rPr>
-              <w:t>服务端使用的字符集</w:t>
+              <w:t>character-set-server=utf8</w:t>
             </w:r>
           </w:p>
           <w:p>
             <w:pPr>
               <w:widowControl/>
               <w:rPr>
-                <w:rFonts w:ascii="Segoe UI" w:hAnsi="Segoe UI" w:cs="Segoe UI" w:hint="eastAsia"/>
+                <w:rFonts w:ascii="Segoe UI" w:hAnsi="Segoe UI" w:cs="Segoe UI"/>
                 <w:color w:val="161616"/>
                 <w:sz w:val="32"/>
                 <w:szCs w:val="32"/>
@@ -630,14 +888,23 @@
                 <w:sz w:val="32"/>
                 <w:szCs w:val="32"/>
               </w:rPr>
-              <w:t>character-set-server=utf8</w:t>
+              <w:t xml:space="preserve"># </w:t>
+            </w:r>
+            <w:r>
+              <w:rPr>
+                <w:rFonts w:ascii="Segoe UI" w:hAnsi="Segoe UI" w:cs="Segoe UI" w:hint="eastAsia"/>
+                <w:color w:val="161616"/>
+                <w:sz w:val="32"/>
+                <w:szCs w:val="32"/>
+              </w:rPr>
+              <w:t>创建新表时将使用的默认存储引擎</w:t>
             </w:r>
           </w:p>
           <w:p>
             <w:pPr>
               <w:widowControl/>
               <w:rPr>
-                <w:rFonts w:ascii="Segoe UI" w:hAnsi="Segoe UI" w:cs="Segoe UI" w:hint="eastAsia"/>
+                <w:rFonts w:ascii="Segoe UI" w:hAnsi="Segoe UI" w:cs="Segoe UI"/>
                 <w:color w:val="161616"/>
                 <w:sz w:val="32"/>
                 <w:szCs w:val="32"/>
@@ -650,23 +917,14 @@
                 <w:sz w:val="32"/>
                 <w:szCs w:val="32"/>
               </w:rPr>
-              <w:t xml:space="preserve"># </w:t>
-            </w:r>
-            <w:r>
-              <w:rPr>
-                <w:rFonts w:ascii="Segoe UI" w:hAnsi="Segoe UI" w:cs="Segoe UI" w:hint="eastAsia"/>
-                <w:color w:val="161616"/>
-                <w:sz w:val="32"/>
-                <w:szCs w:val="32"/>
-              </w:rPr>
-              <w:t>创建新表时将使用的默认存储引擎</w:t>
+              <w:t>default-storage-engine=INNODB</w:t>
             </w:r>
           </w:p>
           <w:p>
             <w:pPr>
               <w:widowControl/>
               <w:rPr>
-                <w:rFonts w:ascii="Segoe UI" w:hAnsi="Segoe UI" w:cs="Segoe UI" w:hint="eastAsia"/>
+                <w:rFonts w:ascii="Segoe UI" w:hAnsi="Segoe UI" w:cs="Segoe UI"/>
                 <w:color w:val="161616"/>
                 <w:sz w:val="32"/>
                 <w:szCs w:val="32"/>
@@ -679,14 +937,139 @@
                 <w:sz w:val="32"/>
                 <w:szCs w:val="32"/>
               </w:rPr>
-              <w:t>default-storage-engine=INNODB</w:t>
+              <w:t># MySQL8.0</w:t>
+            </w:r>
+            <w:r>
+              <w:rPr>
+                <w:rFonts w:ascii="Segoe UI" w:hAnsi="Segoe UI" w:cs="Segoe UI" w:hint="eastAsia"/>
+                <w:color w:val="161616"/>
+                <w:sz w:val="32"/>
+                <w:szCs w:val="32"/>
+              </w:rPr>
+              <w:t>默认的身份验证插件为</w:t>
+            </w:r>
+            <w:r>
+              <w:rPr>
+                <w:rFonts w:ascii="Segoe UI" w:hAnsi="Segoe UI" w:cs="Segoe UI" w:hint="eastAsia"/>
+                <w:color w:val="161616"/>
+                <w:sz w:val="32"/>
+                <w:szCs w:val="32"/>
+              </w:rPr>
+              <w:t>caching_sha2_password</w:t>
+            </w:r>
+            <w:r>
+              <w:rPr>
+                <w:rFonts w:ascii="Segoe UI" w:hAnsi="Segoe UI" w:cs="Segoe UI" w:hint="eastAsia"/>
+                <w:color w:val="161616"/>
+                <w:sz w:val="32"/>
+                <w:szCs w:val="32"/>
+              </w:rPr>
+              <w:t>，这将导致远程户</w:t>
+            </w:r>
+            <w:proofErr w:type="gramStart"/>
+            <w:r>
+              <w:rPr>
+                <w:rFonts w:ascii="Segoe UI" w:hAnsi="Segoe UI" w:cs="Segoe UI" w:hint="eastAsia"/>
+                <w:color w:val="161616"/>
+                <w:sz w:val="32"/>
+                <w:szCs w:val="32"/>
+              </w:rPr>
+              <w:t>端无法</w:t>
+            </w:r>
+            <w:proofErr w:type="gramEnd"/>
+            <w:r>
+              <w:rPr>
+                <w:rFonts w:ascii="Segoe UI" w:hAnsi="Segoe UI" w:cs="Segoe UI" w:hint="eastAsia"/>
+                <w:color w:val="161616"/>
+                <w:sz w:val="32"/>
+                <w:szCs w:val="32"/>
+              </w:rPr>
+              <w:t>连接，可使用“</w:t>
+            </w:r>
+            <w:proofErr w:type="spellStart"/>
+            <w:r>
+              <w:rPr>
+                <w:rFonts w:ascii="Segoe UI" w:hAnsi="Segoe UI" w:cs="Segoe UI" w:hint="eastAsia"/>
+                <w:color w:val="161616"/>
+                <w:sz w:val="32"/>
+                <w:szCs w:val="32"/>
+              </w:rPr>
+              <w:t>mysql_native_password</w:t>
+            </w:r>
+            <w:proofErr w:type="spellEnd"/>
+            <w:r>
+              <w:rPr>
+                <w:rFonts w:ascii="Segoe UI" w:hAnsi="Segoe UI" w:cs="Segoe UI" w:hint="eastAsia"/>
+                <w:color w:val="161616"/>
+                <w:sz w:val="32"/>
+                <w:szCs w:val="32"/>
+              </w:rPr>
+              <w:t>”插件认证解决客户端无法连接的问题，</w:t>
+            </w:r>
+            <w:proofErr w:type="spellStart"/>
+            <w:r>
+              <w:rPr>
+                <w:rFonts w:ascii="Segoe UI" w:hAnsi="Segoe UI" w:cs="Segoe UI" w:hint="eastAsia"/>
+                <w:color w:val="161616"/>
+                <w:sz w:val="32"/>
+                <w:szCs w:val="32"/>
+              </w:rPr>
+              <w:t>mysql_native_password</w:t>
+            </w:r>
+            <w:proofErr w:type="spellEnd"/>
+            <w:r>
+              <w:rPr>
+                <w:rFonts w:ascii="Segoe UI" w:hAnsi="Segoe UI" w:cs="Segoe UI" w:hint="eastAsia"/>
+                <w:color w:val="161616"/>
+                <w:sz w:val="32"/>
+                <w:szCs w:val="32"/>
+              </w:rPr>
+              <w:t>再</w:t>
+            </w:r>
+            <w:r>
+              <w:rPr>
+                <w:rFonts w:ascii="Segoe UI" w:hAnsi="Segoe UI" w:cs="Segoe UI" w:hint="eastAsia"/>
+                <w:color w:val="161616"/>
+                <w:sz w:val="32"/>
+                <w:szCs w:val="32"/>
+              </w:rPr>
+              <w:t>MySQL8.0</w:t>
+            </w:r>
+            <w:r>
+              <w:rPr>
+                <w:rFonts w:ascii="Segoe UI" w:hAnsi="Segoe UI" w:cs="Segoe UI" w:hint="eastAsia"/>
+                <w:color w:val="161616"/>
+                <w:sz w:val="32"/>
+                <w:szCs w:val="32"/>
+              </w:rPr>
+              <w:t>中已过时，但</w:t>
+            </w:r>
+            <w:proofErr w:type="gramStart"/>
+            <w:r>
+              <w:rPr>
+                <w:rFonts w:ascii="Segoe UI" w:hAnsi="Segoe UI" w:cs="Segoe UI" w:hint="eastAsia"/>
+                <w:color w:val="161616"/>
+                <w:sz w:val="32"/>
+                <w:szCs w:val="32"/>
+              </w:rPr>
+              <w:t>任然可</w:t>
+            </w:r>
+            <w:proofErr w:type="gramEnd"/>
+            <w:r>
+              <w:rPr>
+                <w:rFonts w:ascii="Segoe UI" w:hAnsi="Segoe UI" w:cs="Segoe UI" w:hint="eastAsia"/>
+                <w:color w:val="161616"/>
+                <w:sz w:val="32"/>
+                <w:szCs w:val="32"/>
+              </w:rPr>
+              <w:t>使用</w:t>
             </w:r>
           </w:p>
           <w:p>
             <w:pPr>
               <w:widowControl/>
               <w:rPr>
-                <w:rFonts w:ascii="Segoe UI" w:hAnsi="Segoe UI" w:cs="Segoe UI" w:hint="eastAsia"/>
+                <w:rFonts w:ascii="Segoe UI" w:hAnsi="Segoe UI" w:cs="Segoe UI"/>
                 <w:color w:val="161616"/>
                 <w:sz w:val="32"/>
                 <w:szCs w:val="32"/>
@@ -699,35 +1082,45 @@
                 <w:sz w:val="32"/>
                 <w:szCs w:val="32"/>
               </w:rPr>
-              <w:t># MySQL8.0</w:t>
-            </w:r>
-            <w:r>
-              <w:rPr>
-                <w:rFonts w:ascii="Segoe UI" w:hAnsi="Segoe UI" w:cs="Segoe UI" w:hint="eastAsia"/>
-                <w:color w:val="161616"/>
-                <w:sz w:val="32"/>
-                <w:szCs w:val="32"/>
-              </w:rPr>
-              <w:t>默认的身份验证插件为</w:t>
-            </w:r>
-            <w:r>
-              <w:rPr>
-                <w:rFonts w:ascii="Segoe UI" w:hAnsi="Segoe UI" w:cs="Segoe UI" w:hint="eastAsia"/>
-                <w:color w:val="161616"/>
-                <w:sz w:val="32"/>
-                <w:szCs w:val="32"/>
-              </w:rPr>
-              <w:t>caching_sha2_password</w:t>
-            </w:r>
-            <w:r>
-              <w:rPr>
-                <w:rFonts w:ascii="Segoe UI" w:hAnsi="Segoe UI" w:cs="Segoe UI" w:hint="eastAsia"/>
-                <w:color w:val="161616"/>
-                <w:sz w:val="32"/>
-                <w:szCs w:val="32"/>
-              </w:rPr>
-              <w:t>，这将导致远程户端无法连接，可使用“</w:t>
-            </w:r>
+              <w:t xml:space="preserve"># </w:t>
+            </w:r>
+            <w:r>
+              <w:rPr>
+                <w:rFonts w:ascii="Segoe UI" w:hAnsi="Segoe UI" w:cs="Segoe UI" w:hint="eastAsia"/>
+                <w:color w:val="161616"/>
+                <w:sz w:val="32"/>
+                <w:szCs w:val="32"/>
+              </w:rPr>
+              <w:t>从</w:t>
+            </w:r>
+            <w:r>
+              <w:rPr>
+                <w:rFonts w:ascii="Segoe UI" w:hAnsi="Segoe UI" w:cs="Segoe UI" w:hint="eastAsia"/>
+                <w:color w:val="161616"/>
+                <w:sz w:val="32"/>
+                <w:szCs w:val="32"/>
+              </w:rPr>
+              <w:t>MySQL8.4</w:t>
+            </w:r>
+            <w:r>
+              <w:rPr>
+                <w:rFonts w:ascii="Segoe UI" w:hAnsi="Segoe UI" w:cs="Segoe UI" w:hint="eastAsia"/>
+                <w:color w:val="161616"/>
+                <w:sz w:val="32"/>
+                <w:szCs w:val="32"/>
+              </w:rPr>
+              <w:t>开始，配置为</w:t>
+            </w:r>
+            <w:r>
+              <w:rPr>
+                <w:rFonts w:ascii="Segoe UI" w:hAnsi="Segoe UI" w:cs="Segoe UI" w:hint="eastAsia"/>
+                <w:color w:val="161616"/>
+                <w:sz w:val="32"/>
+                <w:szCs w:val="32"/>
+              </w:rPr>
+              <w:t xml:space="preserve"> </w:t>
+            </w:r>
+            <w:proofErr w:type="spellStart"/>
             <w:r>
               <w:rPr>
                 <w:rFonts w:ascii="Segoe UI" w:hAnsi="Segoe UI" w:cs="Segoe UI" w:hint="eastAsia"/>
@@ -737,113 +1130,53 @@
               </w:rPr>
               <w:t>mysql_native_password</w:t>
             </w:r>
-            <w:r>
-              <w:rPr>
-                <w:rFonts w:ascii="Segoe UI" w:hAnsi="Segoe UI" w:cs="Segoe UI" w:hint="eastAsia"/>
-                <w:color w:val="161616"/>
-                <w:sz w:val="32"/>
-                <w:szCs w:val="32"/>
-              </w:rPr>
-              <w:t>”插件认证解决客户端无法连接的问题，</w:t>
-            </w:r>
-            <w:r>
-              <w:rPr>
-                <w:rFonts w:ascii="Segoe UI" w:hAnsi="Segoe UI" w:cs="Segoe UI" w:hint="eastAsia"/>
-                <w:color w:val="161616"/>
-                <w:sz w:val="32"/>
-                <w:szCs w:val="32"/>
-              </w:rPr>
-              <w:t>mysql_native_password</w:t>
-            </w:r>
-            <w:r>
-              <w:rPr>
-                <w:rFonts w:ascii="Segoe UI" w:hAnsi="Segoe UI" w:cs="Segoe UI" w:hint="eastAsia"/>
-                <w:color w:val="161616"/>
-                <w:sz w:val="32"/>
-                <w:szCs w:val="32"/>
-              </w:rPr>
-              <w:t>再</w:t>
-            </w:r>
-            <w:r>
-              <w:rPr>
-                <w:rFonts w:ascii="Segoe UI" w:hAnsi="Segoe UI" w:cs="Segoe UI" w:hint="eastAsia"/>
-                <w:color w:val="161616"/>
-                <w:sz w:val="32"/>
-                <w:szCs w:val="32"/>
-              </w:rPr>
-              <w:t>MySQL8.0</w:t>
-            </w:r>
-            <w:r>
-              <w:rPr>
-                <w:rFonts w:ascii="Segoe UI" w:hAnsi="Segoe UI" w:cs="Segoe UI" w:hint="eastAsia"/>
-                <w:color w:val="161616"/>
-                <w:sz w:val="32"/>
-                <w:szCs w:val="32"/>
-              </w:rPr>
-              <w:t>中已过时，但任然可使用</w:t>
+            <w:proofErr w:type="spellEnd"/>
+            <w:r>
+              <w:rPr>
+                <w:rFonts w:ascii="Segoe UI" w:hAnsi="Segoe UI" w:cs="Segoe UI" w:hint="eastAsia"/>
+                <w:color w:val="161616"/>
+                <w:sz w:val="32"/>
+                <w:szCs w:val="32"/>
+              </w:rPr>
+              <w:t>=ON</w:t>
             </w:r>
           </w:p>
           <w:p>
             <w:pPr>
               <w:widowControl/>
               <w:rPr>
-                <w:rFonts w:ascii="Segoe UI" w:hAnsi="Segoe UI" w:cs="Segoe UI" w:hint="eastAsia"/>
+                <w:rFonts w:ascii="Segoe UI" w:hAnsi="Segoe UI" w:cs="Segoe UI"/>
                 <w:color w:val="161616"/>
                 <w:sz w:val="32"/>
                 <w:szCs w:val="32"/>
               </w:rPr>
             </w:pPr>
-            <w:r>
-              <w:rPr>
-                <w:rFonts w:ascii="Segoe UI" w:hAnsi="Segoe UI" w:cs="Segoe UI" w:hint="eastAsia"/>
-                <w:color w:val="161616"/>
-                <w:sz w:val="32"/>
-                <w:szCs w:val="32"/>
-              </w:rPr>
-              <w:t xml:space="preserve"># </w:t>
-            </w:r>
-            <w:r>
-              <w:rPr>
-                <w:rFonts w:ascii="Segoe UI" w:hAnsi="Segoe UI" w:cs="Segoe UI" w:hint="eastAsia"/>
-                <w:color w:val="161616"/>
-                <w:sz w:val="32"/>
-                <w:szCs w:val="32"/>
-              </w:rPr>
-              <w:t>从</w:t>
-            </w:r>
-            <w:r>
-              <w:rPr>
-                <w:rFonts w:ascii="Segoe UI" w:hAnsi="Segoe UI" w:cs="Segoe UI" w:hint="eastAsia"/>
-                <w:color w:val="161616"/>
-                <w:sz w:val="32"/>
-                <w:szCs w:val="32"/>
-              </w:rPr>
-              <w:t>MySQL8.4</w:t>
-            </w:r>
-            <w:r>
-              <w:rPr>
-                <w:rFonts w:ascii="Segoe UI" w:hAnsi="Segoe UI" w:cs="Segoe UI" w:hint="eastAsia"/>
-                <w:color w:val="161616"/>
-                <w:sz w:val="32"/>
-                <w:szCs w:val="32"/>
-              </w:rPr>
-              <w:t>开始，配置为</w:t>
-            </w:r>
-            <w:r>
-              <w:rPr>
-                <w:rFonts w:ascii="Segoe UI" w:hAnsi="Segoe UI" w:cs="Segoe UI" w:hint="eastAsia"/>
-                <w:color w:val="161616"/>
-                <w:sz w:val="32"/>
-                <w:szCs w:val="32"/>
-              </w:rPr>
-              <w:t xml:space="preserve"> mysql_native_password=ON</w:t>
+            <w:proofErr w:type="spellStart"/>
+            <w:r>
+              <w:rPr>
+                <w:rFonts w:ascii="Segoe UI" w:hAnsi="Segoe UI" w:cs="Segoe UI" w:hint="eastAsia"/>
+                <w:color w:val="161616"/>
+                <w:sz w:val="32"/>
+                <w:szCs w:val="32"/>
+              </w:rPr>
+              <w:t>mysql_native_password</w:t>
+            </w:r>
+            <w:proofErr w:type="spellEnd"/>
+            <w:r>
+              <w:rPr>
+                <w:rFonts w:ascii="Segoe UI" w:hAnsi="Segoe UI" w:cs="Segoe UI" w:hint="eastAsia"/>
+                <w:color w:val="161616"/>
+                <w:sz w:val="32"/>
+                <w:szCs w:val="32"/>
+              </w:rPr>
+              <w:t>=ON</w:t>
             </w:r>
           </w:p>
           <w:p>
             <w:pPr>
               <w:widowControl/>
               <w:rPr>
-                <w:rFonts w:ascii="Segoe UI" w:hAnsi="Segoe UI" w:cs="Segoe UI" w:hint="eastAsia"/>
+                <w:rFonts w:ascii="Segoe UI" w:hAnsi="Segoe UI" w:cs="Segoe UI"/>
                 <w:color w:val="161616"/>
                 <w:sz w:val="32"/>
                 <w:szCs w:val="32"/>
@@ -856,14 +1189,99 @@
                 <w:sz w:val="32"/>
                 <w:szCs w:val="32"/>
               </w:rPr>
-              <w:t>mysql_native_password=ON</w:t>
+              <w:t xml:space="preserve"># </w:t>
+            </w:r>
+            <w:proofErr w:type="spellStart"/>
+            <w:r>
+              <w:rPr>
+                <w:rFonts w:ascii="Segoe UI" w:hAnsi="Segoe UI" w:cs="Segoe UI" w:hint="eastAsia"/>
+                <w:color w:val="161616"/>
+                <w:sz w:val="32"/>
+                <w:szCs w:val="32"/>
+              </w:rPr>
+              <w:t>default_authentication_plugin</w:t>
+            </w:r>
+            <w:proofErr w:type="spellEnd"/>
+            <w:r>
+              <w:rPr>
+                <w:rFonts w:ascii="Segoe UI" w:hAnsi="Segoe UI" w:cs="Segoe UI" w:hint="eastAsia"/>
+                <w:color w:val="161616"/>
+                <w:sz w:val="32"/>
+                <w:szCs w:val="32"/>
+              </w:rPr>
+              <w:t>=</w:t>
+            </w:r>
+            <w:proofErr w:type="spellStart"/>
+            <w:r>
+              <w:rPr>
+                <w:rFonts w:ascii="Segoe UI" w:hAnsi="Segoe UI" w:cs="Segoe UI" w:hint="eastAsia"/>
+                <w:color w:val="161616"/>
+                <w:sz w:val="32"/>
+                <w:szCs w:val="32"/>
+              </w:rPr>
+              <w:t>mysql_native_password</w:t>
+            </w:r>
+            <w:proofErr w:type="spellEnd"/>
+            <w:r>
+              <w:rPr>
+                <w:rFonts w:ascii="Segoe UI" w:hAnsi="Segoe UI" w:cs="Segoe UI" w:hint="eastAsia"/>
+                <w:color w:val="161616"/>
+                <w:sz w:val="32"/>
+                <w:szCs w:val="32"/>
+              </w:rPr>
+              <w:t xml:space="preserve"> </w:t>
+            </w:r>
+            <w:r>
+              <w:rPr>
+                <w:rFonts w:ascii="Segoe UI" w:hAnsi="Segoe UI" w:cs="Segoe UI" w:hint="eastAsia"/>
+                <w:color w:val="161616"/>
+                <w:sz w:val="32"/>
+                <w:szCs w:val="32"/>
+              </w:rPr>
+              <w:t>此配置是在</w:t>
+            </w:r>
+            <w:r>
+              <w:rPr>
+                <w:rFonts w:ascii="Segoe UI" w:hAnsi="Segoe UI" w:cs="Segoe UI" w:hint="eastAsia"/>
+                <w:color w:val="161616"/>
+                <w:sz w:val="32"/>
+                <w:szCs w:val="32"/>
+              </w:rPr>
+              <w:t>8.4</w:t>
+            </w:r>
+            <w:r>
+              <w:rPr>
+                <w:rFonts w:ascii="Segoe UI" w:hAnsi="Segoe UI" w:cs="Segoe UI" w:hint="eastAsia"/>
+                <w:color w:val="161616"/>
+                <w:sz w:val="32"/>
+                <w:szCs w:val="32"/>
+              </w:rPr>
+              <w:t>以下的版本中的配置方法，</w:t>
+            </w:r>
+            <w:r>
+              <w:rPr>
+                <w:rFonts w:ascii="Segoe UI" w:hAnsi="Segoe UI" w:cs="Segoe UI" w:hint="eastAsia"/>
+                <w:color w:val="161616"/>
+                <w:sz w:val="32"/>
+                <w:szCs w:val="32"/>
+              </w:rPr>
+              <w:t>8.4</w:t>
+            </w:r>
+            <w:r>
+              <w:rPr>
+                <w:rFonts w:ascii="Segoe UI" w:hAnsi="Segoe UI" w:cs="Segoe UI" w:hint="eastAsia"/>
+                <w:color w:val="161616"/>
+                <w:sz w:val="32"/>
+                <w:szCs w:val="32"/>
+              </w:rPr>
+              <w:t>无此项</w:t>
             </w:r>
           </w:p>
           <w:p>
             <w:pPr>
               <w:widowControl/>
               <w:rPr>
-                <w:rFonts w:ascii="Segoe UI" w:hAnsi="Segoe UI" w:cs="Segoe UI" w:hint="eastAsia"/>
+                <w:rFonts w:ascii="Segoe UI" w:hAnsi="Segoe UI" w:cs="Segoe UI"/>
                 <w:color w:val="161616"/>
                 <w:sz w:val="32"/>
                 <w:szCs w:val="32"/>
@@ -876,59 +1294,14 @@
                 <w:sz w:val="32"/>
                 <w:szCs w:val="32"/>
               </w:rPr>
-              <w:t xml:space="preserve"># default_authentication_plugin=mysql_native_password </w:t>
-            </w:r>
-            <w:r>
-              <w:rPr>
-                <w:rFonts w:ascii="Segoe UI" w:hAnsi="Segoe UI" w:cs="Segoe UI" w:hint="eastAsia"/>
-                <w:color w:val="161616"/>
-                <w:sz w:val="32"/>
-                <w:szCs w:val="32"/>
-              </w:rPr>
-              <w:t>此配置是在</w:t>
-            </w:r>
-            <w:r>
-              <w:rPr>
-                <w:rFonts w:ascii="Segoe UI" w:hAnsi="Segoe UI" w:cs="Segoe UI" w:hint="eastAsia"/>
-                <w:color w:val="161616"/>
-                <w:sz w:val="32"/>
-                <w:szCs w:val="32"/>
-              </w:rPr>
-              <w:t>8.4</w:t>
-            </w:r>
-            <w:r>
-              <w:rPr>
-                <w:rFonts w:ascii="Segoe UI" w:hAnsi="Segoe UI" w:cs="Segoe UI" w:hint="eastAsia"/>
-                <w:color w:val="161616"/>
-                <w:sz w:val="32"/>
-                <w:szCs w:val="32"/>
-              </w:rPr>
-              <w:t>以下的版本中的配置方法，</w:t>
-            </w:r>
-            <w:r>
-              <w:rPr>
-                <w:rFonts w:ascii="Segoe UI" w:hAnsi="Segoe UI" w:cs="Segoe UI" w:hint="eastAsia"/>
-                <w:color w:val="161616"/>
-                <w:sz w:val="32"/>
-                <w:szCs w:val="32"/>
-              </w:rPr>
-              <w:t>8.4</w:t>
-            </w:r>
-            <w:r>
-              <w:rPr>
-                <w:rFonts w:ascii="Segoe UI" w:hAnsi="Segoe UI" w:cs="Segoe UI" w:hint="eastAsia"/>
-                <w:color w:val="161616"/>
-                <w:sz w:val="32"/>
-                <w:szCs w:val="32"/>
-              </w:rPr>
-              <w:t>无此项</w:t>
+              <w:t xml:space="preserve"> </w:t>
             </w:r>
           </w:p>
           <w:p>
             <w:pPr>
               <w:widowControl/>
               <w:rPr>
-                <w:rFonts w:ascii="Segoe UI" w:hAnsi="Segoe UI" w:cs="Segoe UI" w:hint="eastAsia"/>
+                <w:rFonts w:ascii="Segoe UI" w:hAnsi="Segoe UI" w:cs="Segoe UI"/>
                 <w:color w:val="161616"/>
                 <w:sz w:val="32"/>
                 <w:szCs w:val="32"/>
@@ -941,14 +1314,14 @@
                 <w:sz w:val="32"/>
                 <w:szCs w:val="32"/>
               </w:rPr>
-              <w:t xml:space="preserve"> </w:t>
+              <w:t>[client]</w:t>
             </w:r>
           </w:p>
           <w:p>
             <w:pPr>
               <w:widowControl/>
               <w:rPr>
-                <w:rFonts w:ascii="Segoe UI" w:hAnsi="Segoe UI" w:cs="Segoe UI" w:hint="eastAsia"/>
+                <w:rFonts w:ascii="Segoe UI" w:hAnsi="Segoe UI" w:cs="Segoe UI"/>
                 <w:color w:val="161616"/>
                 <w:sz w:val="32"/>
                 <w:szCs w:val="32"/>
@@ -961,14 +1334,14 @@
                 <w:sz w:val="32"/>
                 <w:szCs w:val="32"/>
               </w:rPr>
-              <w:t>[client]</w:t>
+              <w:t>port=3306</w:t>
             </w:r>
           </w:p>
           <w:p>
             <w:pPr>
               <w:widowControl/>
               <w:rPr>
-                <w:rFonts w:ascii="Segoe UI" w:hAnsi="Segoe UI" w:cs="Segoe UI" w:hint="eastAsia"/>
+                <w:rFonts w:ascii="Segoe UI" w:hAnsi="Segoe UI" w:cs="Segoe UI"/>
                 <w:color w:val="161616"/>
                 <w:sz w:val="32"/>
                 <w:szCs w:val="32"/>
@@ -981,34 +1354,14 @@
                 <w:sz w:val="32"/>
                 <w:szCs w:val="32"/>
               </w:rPr>
-              <w:t>port=3306</w:t>
+              <w:t>default-character-set=utf8</w:t>
             </w:r>
           </w:p>
           <w:p>
             <w:pPr>
               <w:widowControl/>
               <w:rPr>
-                <w:rFonts w:ascii="Segoe UI" w:hAnsi="Segoe UI" w:cs="Segoe UI" w:hint="eastAsia"/>
-                <w:color w:val="161616"/>
-                <w:sz w:val="32"/>
-                <w:szCs w:val="32"/>
-              </w:rPr>
-            </w:pPr>
-            <w:r>
-              <w:rPr>
-                <w:rFonts w:ascii="Segoe UI" w:hAnsi="Segoe UI" w:cs="Segoe UI" w:hint="eastAsia"/>
-                <w:color w:val="161616"/>
-                <w:sz w:val="32"/>
-                <w:szCs w:val="32"/>
-              </w:rPr>
-              <w:t>default-character-set=utf8</w:t>
-            </w:r>
-          </w:p>
-          <w:p>
-            <w:pPr>
-              <w:widowControl/>
-              <w:rPr>
-                <w:rFonts w:ascii="Segoe UI" w:hAnsi="Segoe UI" w:cs="Segoe UI" w:hint="eastAsia"/>
+                <w:rFonts w:ascii="Segoe UI" w:hAnsi="Segoe UI" w:cs="Segoe UI"/>
                 <w:color w:val="161616"/>
                 <w:sz w:val="32"/>
                 <w:szCs w:val="32"/>
@@ -1037,7 +1390,21 @@
         <w:rPr>
           <w:rFonts w:hint="eastAsia"/>
         </w:rPr>
-        <w:t>1&gt;以管理员身份打开一个cmd窗口,然后切换到:</w:t>
+        <w:t>1&gt;以管理员身份打开一个</w:t>
+      </w:r>
+      <w:proofErr w:type="spellStart"/>
+      <w:r>
+        <w:rPr>
+          <w:rFonts w:hint="eastAsia"/>
+        </w:rPr>
+        <w:t>cmd</w:t>
+      </w:r>
+      <w:proofErr w:type="spellEnd"/>
+      <w:r>
+        <w:rPr>
+          <w:rFonts w:hint="eastAsia"/>
+        </w:rPr>
+        <w:t>窗口,然后切换到:</w:t>
       </w:r>
       <w:r>
         <w:rPr>
@@ -1049,7 +1416,7 @@
         <w:rPr>
           <w:rFonts w:hint="eastAsia"/>
         </w:rPr>
-        <w:t>D:\databases\mysql-8.4.6-winx64\bin</w:t>
+        <w:t>mysql847/bin</w:t>
       </w:r>
     </w:p>
     <w:tbl>
@@ -1070,7 +1437,7 @@
             <w:pPr>
               <w:widowControl/>
               <w:rPr>
-                <w:rFonts w:ascii="Segoe UI" w:hAnsi="Segoe UI" w:cs="Segoe UI" w:hint="eastAsia"/>
+                <w:rFonts w:ascii="Segoe UI" w:hAnsi="Segoe UI" w:cs="Segoe UI"/>
                 <w:color w:val="161616"/>
                 <w:sz w:val="44"/>
                 <w:szCs w:val="44"/>
@@ -1081,10 +1448,10 @@
                 <w:noProof/>
               </w:rPr>
               <w:drawing>
-                <wp:inline distT="0" distB="0" distL="0" distR="0" wp14:anchorId="2E29121D" wp14:editId="78A8B3E7">
-                  <wp:extent cx="6492803" cy="3078747"/>
-                  <wp:effectExtent l="0" t="0" r="3810" b="7620"/>
-                  <wp:docPr id="30253497" name="图片 1"/>
+                <wp:inline distT="0" distB="0" distL="0" distR="0" wp14:anchorId="020BCE04" wp14:editId="19EB184B">
+                  <wp:extent cx="7071973" cy="2537680"/>
+                  <wp:effectExtent l="0" t="0" r="0" b="0"/>
+                  <wp:docPr id="1639056604" name="图片 1"/>
                   <wp:cNvGraphicFramePr>
                     <a:graphicFrameLocks xmlns:a="http://schemas.openxmlformats.org/drawingml/2006/main" noChangeAspect="1"/>
                   </wp:cNvGraphicFramePr>
@@ -1092,11 +1459,11 @@
                     <a:graphicData uri="http://schemas.openxmlformats.org/drawingml/2006/picture">
                       <pic:pic xmlns:pic="http://schemas.openxmlformats.org/drawingml/2006/picture">
                         <pic:nvPicPr>
-                          <pic:cNvPr id="30253497" name=""/>
+                          <pic:cNvPr id="1639056604" name=""/>
                           <pic:cNvPicPr/>
                         </pic:nvPicPr>
                         <pic:blipFill>
-                          <a:blip r:embed="rId6"/>
+                          <a:blip r:embed="rId7"/>
                           <a:stretch>
                             <a:fillRect/>
                           </a:stretch>
@@ -1104,7 +1471,7 @@
                         <pic:spPr>
                           <a:xfrm>
                             <a:off x="0" y="0"/>
-                            <a:ext cx="6492803" cy="3078747"/>
+                            <a:ext cx="7071973" cy="2537680"/>
                           </a:xfrm>
                           <a:prstGeom prst="rect">
                             <a:avLst/>
@@ -1141,15 +1508,96 @@
         </w:rPr>
         <w:t xml:space="preserve"> </w:t>
       </w:r>
+      <w:proofErr w:type="spellStart"/>
       <w:r>
         <w:rPr>
           <w:b/>
           <w:bCs/>
         </w:rPr>
-        <w:t>mysqld --initialize --console</w:t>
+        <w:t>mysqld</w:t>
+      </w:r>
+      <w:proofErr w:type="spellEnd"/>
+      <w:r>
+        <w:rPr>
+          <w:b/>
+          <w:bCs/>
+        </w:rPr>
+        <w:t xml:space="preserve"> --initialize --console</w:t>
       </w:r>
       <w:r>
         <w:t>执行完成后，会打印 root 用户的初始默认密码</w:t>
+      </w:r>
+    </w:p>
+    <w:p>
+      <w:pPr>
+        <w:pStyle w:val="2"/>
+      </w:pPr>
+      <w:r>
+        <w:rPr>
+          <w:rFonts w:ascii="Segoe UI" w:hAnsi="Segoe UI" w:cs="Segoe UI" w:hint="eastAsia"/>
+          <w:color w:val="161616"/>
+          <w:sz w:val="44"/>
+          <w:szCs w:val="44"/>
+        </w:rPr>
+        <w:t>比如</w:t>
+      </w:r>
+      <w:r>
+        <w:rPr>
+          <w:rFonts w:ascii="Segoe UI" w:hAnsi="Segoe UI" w:cs="Segoe UI" w:hint="eastAsia"/>
+          <w:color w:val="161616"/>
+          <w:sz w:val="44"/>
+          <w:szCs w:val="44"/>
+        </w:rPr>
+        <w:t>,</w:t>
+      </w:r>
+      <w:r>
+        <w:rPr>
+          <w:rFonts w:ascii="Segoe UI" w:hAnsi="Segoe UI" w:cs="Segoe UI" w:hint="eastAsia"/>
+          <w:color w:val="161616"/>
+          <w:sz w:val="44"/>
+          <w:szCs w:val="44"/>
+        </w:rPr>
+        <w:t>这里是</w:t>
+      </w:r>
+      <w:r>
+        <w:rPr>
+          <w:rFonts w:ascii="Segoe UI" w:hAnsi="Segoe UI" w:cs="Segoe UI" w:hint="eastAsia"/>
+          <w:color w:val="161616"/>
+          <w:sz w:val="44"/>
+          <w:szCs w:val="44"/>
+        </w:rPr>
+        <w:t xml:space="preserve">: </w:t>
+      </w:r>
+      <w:r>
+        <w:rPr>
+          <w:rFonts w:ascii="Segoe UI" w:hAnsi="Segoe UI" w:cs="Segoe UI" w:hint="eastAsia"/>
+          <w:color w:val="161616"/>
+          <w:sz w:val="44"/>
+          <w:szCs w:val="44"/>
+        </w:rPr>
+        <w:t>psD+QbSs8</w:t>
+      </w:r>
+      <w:proofErr w:type="gramStart"/>
+      <w:r>
+        <w:rPr>
+          <w:rFonts w:ascii="Segoe UI" w:hAnsi="Segoe UI" w:cs="Segoe UI" w:hint="eastAsia"/>
+          <w:color w:val="161616"/>
+          <w:sz w:val="44"/>
+          <w:szCs w:val="44"/>
+        </w:rPr>
+        <w:t>q::</w:t>
+      </w:r>
+      <w:proofErr w:type="gramEnd"/>
+    </w:p>
+    <w:p>
+      <w:pPr>
+        <w:pStyle w:val="3"/>
+      </w:pPr>
+      <w:r>
+        <w:rPr>
+          <w:rFonts w:hint="eastAsia"/>
+        </w:rPr>
+        <w:t>然后会在数据库根目录下面生成一个data文件夹</w:t>
       </w:r>
     </w:p>
     <w:tbl>
@@ -1167,24 +1615,15 @@
             <w:tcW w:w="8296" w:type="dxa"/>
           </w:tcPr>
           <w:p>
-            <w:pPr>
-              <w:widowControl/>
-              <w:rPr>
-                <w:rFonts w:ascii="Segoe UI" w:hAnsi="Segoe UI" w:cs="Segoe UI" w:hint="eastAsia"/>
-                <w:color w:val="161616"/>
-                <w:sz w:val="44"/>
-                <w:szCs w:val="44"/>
-              </w:rPr>
-            </w:pPr>
             <w:r>
               <w:rPr>
                 <w:noProof/>
               </w:rPr>
               <w:drawing>
-                <wp:inline distT="0" distB="0" distL="0" distR="0" wp14:anchorId="1E84439C" wp14:editId="137CFCC5">
-                  <wp:extent cx="10138475" cy="3813717"/>
-                  <wp:effectExtent l="0" t="0" r="0" b="0"/>
-                  <wp:docPr id="688809024" name="图片 1"/>
+                <wp:inline distT="0" distB="0" distL="0" distR="0" wp14:anchorId="10AA75BB" wp14:editId="76733250">
+                  <wp:extent cx="9998306" cy="6233700"/>
+                  <wp:effectExtent l="0" t="0" r="3175" b="0"/>
+                  <wp:docPr id="1722114327" name="图片 1"/>
                   <wp:cNvGraphicFramePr>
                     <a:graphicFrameLocks xmlns:a="http://schemas.openxmlformats.org/drawingml/2006/main" noChangeAspect="1"/>
                   </wp:cNvGraphicFramePr>
@@ -1192,11 +1631,11 @@
                     <a:graphicData uri="http://schemas.openxmlformats.org/drawingml/2006/picture">
                       <pic:pic xmlns:pic="http://schemas.openxmlformats.org/drawingml/2006/picture">
                         <pic:nvPicPr>
-                          <pic:cNvPr id="688809024" name=""/>
+                          <pic:cNvPr id="1722114327" name=""/>
                           <pic:cNvPicPr/>
                         </pic:nvPicPr>
                         <pic:blipFill>
-                          <a:blip r:embed="rId7"/>
+                          <a:blip r:embed="rId8"/>
                           <a:stretch>
                             <a:fillRect/>
                           </a:stretch>
@@ -1204,7 +1643,7 @@
                         <pic:spPr>
                           <a:xfrm>
                             <a:off x="0" y="0"/>
-                            <a:ext cx="10160580" cy="3822032"/>
+                            <a:ext cx="9998306" cy="6233700"/>
                           </a:xfrm>
                           <a:prstGeom prst="rect">
                             <a:avLst/>
@@ -1222,69 +1661,58 @@
     </w:tbl>
     <w:p>
       <w:pPr>
-        <w:widowControl/>
-        <w:rPr>
-          <w:rFonts w:ascii="Segoe UI" w:hAnsi="Segoe UI" w:cs="Segoe UI"/>
-          <w:color w:val="161616"/>
-          <w:sz w:val="44"/>
-          <w:szCs w:val="44"/>
-        </w:rPr>
+        <w:pStyle w:val="1"/>
       </w:pPr>
       <w:r>
         <w:rPr>
-          <w:rFonts w:ascii="Segoe UI" w:hAnsi="Segoe UI" w:cs="Segoe UI" w:hint="eastAsia"/>
-          <w:color w:val="161616"/>
-          <w:sz w:val="44"/>
-          <w:szCs w:val="44"/>
-        </w:rPr>
-        <w:t>比如</w:t>
-      </w:r>
-      <w:r>
-        <w:rPr>
-          <w:rFonts w:ascii="Segoe UI" w:hAnsi="Segoe UI" w:cs="Segoe UI" w:hint="eastAsia"/>
-          <w:color w:val="161616"/>
-          <w:sz w:val="44"/>
-          <w:szCs w:val="44"/>
-        </w:rPr>
-        <w:t>,</w:t>
-      </w:r>
-      <w:r>
-        <w:rPr>
-          <w:rFonts w:ascii="Segoe UI" w:hAnsi="Segoe UI" w:cs="Segoe UI" w:hint="eastAsia"/>
-          <w:color w:val="161616"/>
-          <w:sz w:val="44"/>
-          <w:szCs w:val="44"/>
-        </w:rPr>
-        <w:t>这里是</w:t>
-      </w:r>
-      <w:r>
-        <w:rPr>
-          <w:rFonts w:ascii="Segoe UI" w:hAnsi="Segoe UI" w:cs="Segoe UI" w:hint="eastAsia"/>
-          <w:color w:val="161616"/>
-          <w:sz w:val="44"/>
-          <w:szCs w:val="44"/>
-        </w:rPr>
-        <w:t xml:space="preserve">: </w:t>
-      </w:r>
-      <w:r>
-        <w:rPr>
-          <w:rFonts w:ascii="Segoe UI" w:hAnsi="Segoe UI" w:cs="Segoe UI" w:hint="eastAsia"/>
-          <w:color w:val="161616"/>
-          <w:sz w:val="44"/>
-          <w:szCs w:val="44"/>
-        </w:rPr>
-        <w:t>psD+QbSs8q::</w:t>
+          <w:rFonts w:hint="eastAsia"/>
+        </w:rPr>
+        <w:t>5.把MySQL安装为服务,</w:t>
       </w:r>
     </w:p>
     <w:p>
       <w:pPr>
-        <w:pStyle w:val="3"/>
+        <w:pStyle w:val="2"/>
       </w:pPr>
       <w:r>
         <w:rPr>
           <w:rFonts w:hint="eastAsia"/>
         </w:rPr>
-        <w:t>然后会在数据库根目录下面生成一个data文件夹</w:t>
+        <w:t xml:space="preserve">使用命令: </w:t>
+      </w:r>
+      <w:proofErr w:type="spellStart"/>
+      <w:r>
+        <w:t>mysqld</w:t>
+      </w:r>
+      <w:proofErr w:type="spellEnd"/>
+      <w:r>
+        <w:t xml:space="preserve"> --install [服务名]</w:t>
+      </w:r>
+      <w:r>
+        <w:rPr>
+          <w:rFonts w:hint="eastAsia"/>
+        </w:rPr>
+        <w:t>,如</w:t>
+      </w:r>
+      <w:proofErr w:type="spellStart"/>
+      <w:r>
+        <w:t>mysqld</w:t>
+      </w:r>
+      <w:proofErr w:type="spellEnd"/>
+      <w:r>
+        <w:t xml:space="preserve"> --install </w:t>
+      </w:r>
+      <w:r>
+        <w:rPr>
+          <w:rFonts w:hint="eastAsia"/>
+        </w:rPr>
+        <w:t xml:space="preserve"> mysql846</w:t>
+      </w:r>
+      <w:r>
+        <w:rPr>
+          <w:rFonts w:hint="eastAsia"/>
+        </w:rPr>
+        <w:t>,注意服务名称可选，默认是MySQL</w:t>
       </w:r>
     </w:p>
     <w:tbl>
@@ -1302,20 +1730,15 @@
             <w:tcW w:w="8296" w:type="dxa"/>
           </w:tcPr>
           <w:p>
-            <w:pPr>
-              <w:rPr>
-                <w:rFonts w:hint="eastAsia"/>
-              </w:rPr>
-            </w:pPr>
             <w:r>
               <w:rPr>
                 <w:noProof/>
               </w:rPr>
               <w:drawing>
-                <wp:inline distT="0" distB="0" distL="0" distR="0" wp14:anchorId="7494FCDF" wp14:editId="12B5DFC4">
-                  <wp:extent cx="7864522" cy="5136325"/>
-                  <wp:effectExtent l="0" t="0" r="3175" b="7620"/>
-                  <wp:docPr id="705200968" name="图片 1"/>
+                <wp:inline distT="0" distB="0" distL="0" distR="0" wp14:anchorId="3C596D74" wp14:editId="4DC8C565">
+                  <wp:extent cx="6020322" cy="2880610"/>
+                  <wp:effectExtent l="0" t="0" r="0" b="0"/>
+                  <wp:docPr id="1213414617" name="图片 1"/>
                   <wp:cNvGraphicFramePr>
                     <a:graphicFrameLocks xmlns:a="http://schemas.openxmlformats.org/drawingml/2006/main" noChangeAspect="1"/>
                   </wp:cNvGraphicFramePr>
@@ -1323,11 +1746,11 @@
                     <a:graphicData uri="http://schemas.openxmlformats.org/drawingml/2006/picture">
                       <pic:pic xmlns:pic="http://schemas.openxmlformats.org/drawingml/2006/picture">
                         <pic:nvPicPr>
-                          <pic:cNvPr id="705200968" name=""/>
+                          <pic:cNvPr id="1213414617" name=""/>
                           <pic:cNvPicPr/>
                         </pic:nvPicPr>
                         <pic:blipFill>
-                          <a:blip r:embed="rId8"/>
+                          <a:blip r:embed="rId9"/>
                           <a:stretch>
                             <a:fillRect/>
                           </a:stretch>
@@ -1335,7 +1758,7 @@
                         <pic:spPr>
                           <a:xfrm>
                             <a:off x="0" y="0"/>
-                            <a:ext cx="7864522" cy="5136325"/>
+                            <a:ext cx="6020322" cy="2880610"/>
                           </a:xfrm>
                           <a:prstGeom prst="rect">
                             <a:avLst/>
@@ -1359,36 +1782,60 @@
         <w:rPr>
           <w:rFonts w:hint="eastAsia"/>
         </w:rPr>
-        <w:t>5.把MySQL安装为服务,</w:t>
+        <w:t>6.启动MySQL服务:使用net start mysql846</w:t>
       </w:r>
     </w:p>
     <w:p>
       <w:pPr>
-        <w:pStyle w:val="2"/>
+        <w:pStyle w:val="1"/>
       </w:pPr>
       <w:r>
         <w:rPr>
           <w:rFonts w:hint="eastAsia"/>
         </w:rPr>
-        <w:t xml:space="preserve">使用命令: </w:t>
-      </w:r>
-      <w:r>
-        <w:t>mysqld --install [服务名]</w:t>
-      </w:r>
-      <w:r>
-        <w:rPr>
-          <w:rFonts w:hint="eastAsia"/>
-        </w:rPr>
-        <w:t>,如</w:t>
-      </w:r>
-      <w:r>
-        <w:t xml:space="preserve">mysqld --install </w:t>
-      </w:r>
-      <w:r>
-        <w:rPr>
-          <w:rFonts w:hint="eastAsia"/>
-        </w:rPr>
-        <w:t xml:space="preserve"> mysql846</w:t>
+        <w:t>7.登录MySQL服务器,打开一个</w:t>
+      </w:r>
+      <w:proofErr w:type="spellStart"/>
+      <w:r>
+        <w:rPr>
+          <w:rFonts w:hint="eastAsia"/>
+        </w:rPr>
+        <w:t>cmd</w:t>
+      </w:r>
+      <w:proofErr w:type="spellEnd"/>
+      <w:r>
+        <w:rPr>
+          <w:rFonts w:hint="eastAsia"/>
+        </w:rPr>
+        <w:t>窗口,输入命令</w:t>
+      </w:r>
+      <w:proofErr w:type="spellStart"/>
+      <w:r>
+        <w:rPr>
+          <w:rFonts w:hint="eastAsia"/>
+        </w:rPr>
+        <w:t>mysql</w:t>
+      </w:r>
+      <w:proofErr w:type="spellEnd"/>
+      <w:r>
+        <w:rPr>
+          <w:rFonts w:hint="eastAsia"/>
+        </w:rPr>
+        <w:t xml:space="preserve"> -</w:t>
+      </w:r>
+      <w:proofErr w:type="spellStart"/>
+      <w:r>
+        <w:rPr>
+          <w:rFonts w:hint="eastAsia"/>
+        </w:rPr>
+        <w:t>uroot</w:t>
+      </w:r>
+      <w:proofErr w:type="spellEnd"/>
+      <w:r>
+        <w:rPr>
+          <w:rFonts w:hint="eastAsia"/>
+        </w:rPr>
+        <w:t xml:space="preserve"> -p,会提示输入密码,我们输入上面的密码</w:t>
       </w:r>
     </w:p>
     <w:tbl>
@@ -1406,164 +1853,6 @@
             <w:tcW w:w="8296" w:type="dxa"/>
           </w:tcPr>
           <w:p>
-            <w:pPr>
-              <w:rPr>
-                <w:rFonts w:hint="eastAsia"/>
-              </w:rPr>
-            </w:pPr>
-            <w:r>
-              <w:rPr>
-                <w:noProof/>
-              </w:rPr>
-              <w:drawing>
-                <wp:inline distT="0" distB="0" distL="0" distR="0" wp14:anchorId="40A15B9C" wp14:editId="09445428">
-                  <wp:extent cx="5768840" cy="1257409"/>
-                  <wp:effectExtent l="0" t="0" r="3810" b="0"/>
-                  <wp:docPr id="744169924" name="图片 1"/>
-                  <wp:cNvGraphicFramePr>
-                    <a:graphicFrameLocks xmlns:a="http://schemas.openxmlformats.org/drawingml/2006/main" noChangeAspect="1"/>
-                  </wp:cNvGraphicFramePr>
-                  <a:graphic xmlns:a="http://schemas.openxmlformats.org/drawingml/2006/main">
-                    <a:graphicData uri="http://schemas.openxmlformats.org/drawingml/2006/picture">
-                      <pic:pic xmlns:pic="http://schemas.openxmlformats.org/drawingml/2006/picture">
-                        <pic:nvPicPr>
-                          <pic:cNvPr id="744169924" name=""/>
-                          <pic:cNvPicPr/>
-                        </pic:nvPicPr>
-                        <pic:blipFill>
-                          <a:blip r:embed="rId9"/>
-                          <a:stretch>
-                            <a:fillRect/>
-                          </a:stretch>
-                        </pic:blipFill>
-                        <pic:spPr>
-                          <a:xfrm>
-                            <a:off x="0" y="0"/>
-                            <a:ext cx="5768840" cy="1257409"/>
-                          </a:xfrm>
-                          <a:prstGeom prst="rect">
-                            <a:avLst/>
-                          </a:prstGeom>
-                        </pic:spPr>
-                      </pic:pic>
-                    </a:graphicData>
-                  </a:graphic>
-                </wp:inline>
-              </w:drawing>
-            </w:r>
-          </w:p>
-        </w:tc>
-      </w:tr>
-    </w:tbl>
-    <w:p>
-      <w:pPr>
-        <w:pStyle w:val="1"/>
-        <w:rPr>
-          <w:rFonts w:hint="eastAsia"/>
-        </w:rPr>
-      </w:pPr>
-      <w:r>
-        <w:rPr>
-          <w:rFonts w:hint="eastAsia"/>
-        </w:rPr>
-        <w:t>6.启动MySQL服务:使用net start mysql846</w:t>
-      </w:r>
-    </w:p>
-    <w:tbl>
-      <w:tblPr>
-        <w:tblStyle w:val="af0"/>
-        <w:tblW w:w="0" w:type="auto"/>
-        <w:tblLook w:val="04A0" w:firstRow="1" w:lastRow="0" w:firstColumn="1" w:lastColumn="0" w:noHBand="0" w:noVBand="1"/>
-      </w:tblPr>
-      <w:tblGrid>
-        <w:gridCol w:w="8296"/>
-      </w:tblGrid>
-      <w:tr>
-        <w:tc>
-          <w:tcPr>
-            <w:tcW w:w="8296" w:type="dxa"/>
-          </w:tcPr>
-          <w:p>
-            <w:pPr>
-              <w:rPr>
-                <w:rFonts w:hint="eastAsia"/>
-              </w:rPr>
-            </w:pPr>
-            <w:r>
-              <w:rPr>
-                <w:noProof/>
-              </w:rPr>
-              <w:drawing>
-                <wp:inline distT="0" distB="0" distL="0" distR="0" wp14:anchorId="71F16805" wp14:editId="55308B9D">
-                  <wp:extent cx="4595258" cy="685859"/>
-                  <wp:effectExtent l="0" t="0" r="0" b="0"/>
-                  <wp:docPr id="1877468723" name="图片 1"/>
-                  <wp:cNvGraphicFramePr>
-                    <a:graphicFrameLocks xmlns:a="http://schemas.openxmlformats.org/drawingml/2006/main" noChangeAspect="1"/>
-                  </wp:cNvGraphicFramePr>
-                  <a:graphic xmlns:a="http://schemas.openxmlformats.org/drawingml/2006/main">
-                    <a:graphicData uri="http://schemas.openxmlformats.org/drawingml/2006/picture">
-                      <pic:pic xmlns:pic="http://schemas.openxmlformats.org/drawingml/2006/picture">
-                        <pic:nvPicPr>
-                          <pic:cNvPr id="1877468723" name=""/>
-                          <pic:cNvPicPr/>
-                        </pic:nvPicPr>
-                        <pic:blipFill>
-                          <a:blip r:embed="rId10"/>
-                          <a:stretch>
-                            <a:fillRect/>
-                          </a:stretch>
-                        </pic:blipFill>
-                        <pic:spPr>
-                          <a:xfrm>
-                            <a:off x="0" y="0"/>
-                            <a:ext cx="4595258" cy="685859"/>
-                          </a:xfrm>
-                          <a:prstGeom prst="rect">
-                            <a:avLst/>
-                          </a:prstGeom>
-                        </pic:spPr>
-                      </pic:pic>
-                    </a:graphicData>
-                  </a:graphic>
-                </wp:inline>
-              </w:drawing>
-            </w:r>
-          </w:p>
-        </w:tc>
-      </w:tr>
-    </w:tbl>
-    <w:p>
-      <w:pPr>
-        <w:pStyle w:val="1"/>
-      </w:pPr>
-      <w:r>
-        <w:rPr>
-          <w:rFonts w:hint="eastAsia"/>
-        </w:rPr>
-        <w:t>7.登录MySQL服务器,打开一个cmd窗口,输入命令mysql -uroot -p,会提示输入密码,我们输入上面的密码</w:t>
-      </w:r>
-    </w:p>
-    <w:tbl>
-      <w:tblPr>
-        <w:tblStyle w:val="af0"/>
-        <w:tblW w:w="0" w:type="auto"/>
-        <w:tblLook w:val="04A0" w:firstRow="1" w:lastRow="0" w:firstColumn="1" w:lastColumn="0" w:noHBand="0" w:noVBand="1"/>
-      </w:tblPr>
-      <w:tblGrid>
-        <w:gridCol w:w="8296"/>
-      </w:tblGrid>
-      <w:tr>
-        <w:tc>
-          <w:tcPr>
-            <w:tcW w:w="8296" w:type="dxa"/>
-          </w:tcPr>
-          <w:p>
-            <w:pPr>
-              <w:rPr>
-                <w:rFonts w:hint="eastAsia"/>
-              </w:rPr>
-            </w:pPr>
             <w:r>
               <w:rPr>
                 <w:noProof/>
@@ -1584,7 +1873,7 @@
                           <pic:cNvPicPr/>
                         </pic:nvPicPr>
                         <pic:blipFill>
-                          <a:blip r:embed="rId11"/>
+                          <a:blip r:embed="rId10"/>
                           <a:stretch>
                             <a:fillRect/>
                           </a:stretch>
@@ -1622,9 +1911,6 @@
     <w:p>
       <w:pPr>
         <w:pStyle w:val="2"/>
-        <w:rPr>
-          <w:rFonts w:hint="eastAsia"/>
-        </w:rPr>
       </w:pPr>
       <w:r>
         <w:rPr>
@@ -1640,27 +1926,61 @@
           <w:szCs w:val="30"/>
         </w:rPr>
       </w:pPr>
+      <w:proofErr w:type="spellStart"/>
       <w:r>
         <w:rPr>
           <w:sz w:val="30"/>
           <w:szCs w:val="30"/>
         </w:rPr>
-        <w:t>mysql&gt; ALTER USER '</w:t>
-      </w:r>
-      <w:r>
-        <w:rPr>
-          <w:rFonts w:hint="eastAsia"/>
+        <w:t>mysql</w:t>
+      </w:r>
+      <w:proofErr w:type="spellEnd"/>
+      <w:r>
+        <w:rPr>
           <w:sz w:val="30"/>
           <w:szCs w:val="30"/>
         </w:rPr>
-        <w:t>root</w:t>
-      </w:r>
-      <w:r>
-        <w:rPr>
+        <w:t>&gt; ALTER USER '</w:t>
+      </w:r>
+      <w:proofErr w:type="spellStart"/>
+      <w:r>
+        <w:rPr>
+          <w:rFonts w:hint="eastAsia"/>
           <w:sz w:val="30"/>
           <w:szCs w:val="30"/>
         </w:rPr>
-        <w:t>'@'localhost' IDENTIFIED WITH mysql_native_password BY '</w:t>
+        <w:t>root</w:t>
+      </w:r>
+      <w:r>
+        <w:rPr>
+          <w:sz w:val="30"/>
+          <w:szCs w:val="30"/>
+        </w:rPr>
+        <w:t>'@'localhost</w:t>
+      </w:r>
+      <w:proofErr w:type="spellEnd"/>
+      <w:r>
+        <w:rPr>
+          <w:sz w:val="30"/>
+          <w:szCs w:val="30"/>
+        </w:rPr>
+        <w:t xml:space="preserve">' IDENTIFIED WITH </w:t>
+      </w:r>
+      <w:proofErr w:type="spellStart"/>
+      <w:r>
+        <w:rPr>
+          <w:sz w:val="30"/>
+          <w:szCs w:val="30"/>
+        </w:rPr>
+        <w:t>mysql_native_password</w:t>
+      </w:r>
+      <w:proofErr w:type="spellEnd"/>
+      <w:r>
+        <w:rPr>
+          <w:sz w:val="30"/>
+          <w:szCs w:val="30"/>
+        </w:rPr>
+        <w:t xml:space="preserve"> BY '</w:t>
       </w:r>
       <w:r>
         <w:rPr>
@@ -1719,7 +2039,7 @@
                           <pic:cNvPicPr/>
                         </pic:nvPicPr>
                         <pic:blipFill>
-                          <a:blip r:embed="rId12"/>
+                          <a:blip r:embed="rId11"/>
                           <a:stretch>
                             <a:fillRect/>
                           </a:stretch>
@@ -1746,9 +2066,6 @@
     <w:p>
       <w:pPr>
         <w:pStyle w:val="2"/>
-        <w:rPr>
-          <w:rFonts w:hint="eastAsia"/>
-        </w:rPr>
       </w:pPr>
       <w:r>
         <w:rPr>
@@ -1767,12 +2084,21 @@
           <w:szCs w:val="44"/>
         </w:rPr>
       </w:pPr>
+      <w:proofErr w:type="spellStart"/>
       <w:r>
         <w:rPr>
           <w:sz w:val="44"/>
           <w:szCs w:val="44"/>
         </w:rPr>
-        <w:t>mysql&gt; flush privileges;   --刷新MySQL的系统权限相关表</w:t>
+        <w:t>mysql</w:t>
+      </w:r>
+      <w:proofErr w:type="spellEnd"/>
+      <w:r>
+        <w:rPr>
+          <w:sz w:val="44"/>
+          <w:szCs w:val="44"/>
+        </w:rPr>
+        <w:t>&gt; flush privileges;   --刷新MySQL的系统权限相关表</w:t>
       </w:r>
     </w:p>
     <w:tbl>
@@ -1810,7 +2136,7 @@
                           <pic:cNvPicPr/>
                         </pic:nvPicPr>
                         <pic:blipFill>
-                          <a:blip r:embed="rId13"/>
+                          <a:blip r:embed="rId12"/>
                           <a:stretch>
                             <a:fillRect/>
                           </a:stretch>
@@ -1837,9 +2163,6 @@
     <w:p>
       <w:pPr>
         <w:pStyle w:val="2"/>
-        <w:rPr>
-          <w:rFonts w:hint="eastAsia"/>
-        </w:rPr>
       </w:pPr>
       <w:r>
         <w:rPr>
@@ -1855,12 +2178,21 @@
           <w:szCs w:val="44"/>
         </w:rPr>
       </w:pPr>
+      <w:proofErr w:type="spellStart"/>
       <w:r>
         <w:rPr>
           <w:sz w:val="44"/>
           <w:szCs w:val="44"/>
         </w:rPr>
-        <w:t>mysql&gt; exit;</w:t>
+        <w:t>mysql</w:t>
+      </w:r>
+      <w:proofErr w:type="spellEnd"/>
+      <w:r>
+        <w:rPr>
+          <w:sz w:val="44"/>
+          <w:szCs w:val="44"/>
+        </w:rPr>
+        <w:t>&gt; exit;</w:t>
       </w:r>
     </w:p>
     <w:p>
@@ -1871,7 +2203,35 @@
         <w:rPr>
           <w:rFonts w:hint="eastAsia"/>
         </w:rPr>
-        <w:t>4&gt;重新登录: mysql -uroot -p</w:t>
+        <w:t xml:space="preserve">4&gt;重新登录: </w:t>
+      </w:r>
+      <w:proofErr w:type="spellStart"/>
+      <w:r>
+        <w:rPr>
+          <w:rFonts w:hint="eastAsia"/>
+        </w:rPr>
+        <w:t>mysql</w:t>
+      </w:r>
+      <w:proofErr w:type="spellEnd"/>
+      <w:r>
+        <w:rPr>
+          <w:rFonts w:hint="eastAsia"/>
+        </w:rPr>
+        <w:t xml:space="preserve"> -</w:t>
+      </w:r>
+      <w:proofErr w:type="spellStart"/>
+      <w:r>
+        <w:rPr>
+          <w:rFonts w:hint="eastAsia"/>
+        </w:rPr>
+        <w:t>uroot</w:t>
+      </w:r>
+      <w:proofErr w:type="spellEnd"/>
+      <w:r>
+        <w:rPr>
+          <w:rFonts w:hint="eastAsia"/>
+        </w:rPr>
+        <w:t xml:space="preserve"> -p</w:t>
       </w:r>
     </w:p>
     <w:tbl>
@@ -1889,11 +2249,6 @@
             <w:tcW w:w="8296" w:type="dxa"/>
           </w:tcPr>
           <w:p>
-            <w:pPr>
-              <w:rPr>
-                <w:rFonts w:hint="eastAsia"/>
-              </w:rPr>
-            </w:pPr>
             <w:r>
               <w:rPr>
                 <w:noProof/>
@@ -1914,7 +2269,7 @@
                           <pic:cNvPicPr/>
                         </pic:nvPicPr>
                         <pic:blipFill>
-                          <a:blip r:embed="rId14"/>
+                          <a:blip r:embed="rId13"/>
                           <a:stretch>
                             <a:fillRect/>
                           </a:stretch>
@@ -1941,9 +2296,6 @@
     <w:p>
       <w:pPr>
         <w:pStyle w:val="2"/>
-        <w:rPr>
-          <w:rFonts w:hint="eastAsia"/>
-        </w:rPr>
       </w:pPr>
       <w:r>
         <w:rPr>
@@ -1952,13 +2304,7 @@
         <w:t>登录成功,说明密码修改操作正确</w:t>
       </w:r>
     </w:p>
-    <w:p>
-      <w:pPr>
-        <w:rPr>
-          <w:rFonts w:hint="eastAsia"/>
-        </w:rPr>
-      </w:pPr>
-    </w:p>
+    <w:p/>
     <w:sectPr>
       <w:pgSz w:w="11906" w:h="16838"/>
       <w:pgMar w:top="1440" w:right="1800" w:bottom="1440" w:left="1800" w:header="851" w:footer="992" w:gutter="0"/>
@@ -2569,6 +2915,7 @@
   <w:style w:type="character" w:default="1" w:styleId="a0">
     <w:name w:val="Default Paragraph Font"/>
     <w:uiPriority w:val="1"/>
+    <w:semiHidden/>
     <w:unhideWhenUsed/>
   </w:style>
   <w:style w:type="table" w:default="1" w:styleId="a1">
